--- a/docs/de/download/lernos-template-guide.docx
+++ b/docs/de/download/lernos-template-guide.docx
@@ -60,7 +60,7 @@
         </w:p>
       </w:sdtContent>
     </w:sdt>
-    <w:bookmarkStart w:id="24" w:name="über-lernos"/>
+    <w:bookmarkStart w:id="13" w:name="über-lernos"/>
     <w:p>
       <w:pPr>
         <w:pStyle w:val="Heading1"/>
@@ -96,7 +96,7 @@
       <w:r>
         <w:t xml:space="preserve"> </w:t>
       </w:r>
-      <w:hyperlink r:id="rId20">
+      <w:hyperlink r:id="rId9">
         <w:r>
           <w:rPr>
             <w:rStyle w:val="Hyperlink"/>
@@ -120,18 +120,18 @@
           <wp:inline>
             <wp:extent cx="1117600" cy="393700"/>
             <wp:effectExtent b="0" l="0" r="0" t="0"/>
-            <wp:docPr descr="" title="" id="22" name="Picture"/>
+            <wp:docPr descr="" title="" id="11" name="Picture"/>
             <a:graphic>
               <a:graphicData uri="http://schemas.openxmlformats.org/drawingml/2006/picture">
                 <pic:pic>
                   <pic:nvPicPr>
-                    <pic:cNvPr descr="https://i.creativecommons.org/l/by/4.0/88x31.png" id="23" name="Picture"/>
+                    <pic:cNvPr descr="https://i.creativecommons.org/l/by/4.0/88x31.png" id="12" name="Picture"/>
                     <pic:cNvPicPr>
                       <a:picLocks noChangeArrowheads="1" noChangeAspect="1"/>
                     </pic:cNvPicPr>
                   </pic:nvPicPr>
                   <pic:blipFill>
-                    <a:blip r:embed="rId21"/>
+                    <a:blip r:embed="rId10"/>
                     <a:stretch>
                       <a:fillRect/>
                     </a:stretch>
@@ -270,8 +270,8 @@
         <w:t xml:space="preserve">- Du darst keine zusätzlichen Klauseln oder technische Verfahren einsetzen, die anderen rechtlich irgendetwas untersagen, was die Lizenz erlaubt.</w:t>
       </w:r>
     </w:p>
-    <w:bookmarkEnd w:id="24"/>
-    <w:bookmarkStart w:id="35" w:name="grundlagen"/>
+    <w:bookmarkEnd w:id="13"/>
+    <w:bookmarkStart w:id="24" w:name="grundlagen"/>
     <w:p>
       <w:pPr>
         <w:pStyle w:val="Heading1"/>
@@ -289,7 +289,7 @@
         <w:t xml:space="preserve">Grundlagen</w:t>
       </w:r>
     </w:p>
-    <w:bookmarkStart w:id="34" w:name="grundidee-der-lernos-leitfäden"/>
+    <w:bookmarkStart w:id="23" w:name="grundidee-der-lernos-leitfäden"/>
     <w:p>
       <w:pPr>
         <w:pStyle w:val="Heading2"/>
@@ -391,7 +391,7 @@
       <w:r>
         <w:t xml:space="preserve"> </w:t>
       </w:r>
-      <w:hyperlink r:id="rId25">
+      <w:hyperlink r:id="rId14">
         <w:r>
           <w:rPr>
             <w:rStyle w:val="Hyperlink"/>
@@ -416,7 +416,7 @@
       <w:r>
         <w:t xml:space="preserve"> </w:t>
       </w:r>
-      <w:hyperlink r:id="rId20">
+      <w:hyperlink r:id="rId9">
         <w:r>
           <w:rPr>
             <w:rStyle w:val="Hyperlink"/>
@@ -433,7 +433,7 @@
       <w:r>
         <w:t xml:space="preserve"> </w:t>
       </w:r>
-      <w:hyperlink r:id="rId26">
+      <w:hyperlink r:id="rId15">
         <w:r>
           <w:rPr>
             <w:rStyle w:val="Hyperlink"/>
@@ -457,18 +457,18 @@
           <wp:inline>
             <wp:extent cx="5334000" cy="1880235"/>
             <wp:effectExtent b="0" l="0" r="0" t="0"/>
-            <wp:docPr descr="Offene Lizenz Creative Commons Namensnennung 4.0 International" title="" id="28" name="Picture"/>
+            <wp:docPr descr="Offene Lizenz Creative Commons Namensnennung 4.0 International" title="" id="17" name="Picture"/>
             <a:graphic>
               <a:graphicData uri="http://schemas.openxmlformats.org/drawingml/2006/picture">
                 <pic:pic>
                   <pic:nvPicPr>
-                    <pic:cNvPr descr="./images/CC-BY.png" id="29" name="Picture"/>
+                    <pic:cNvPr descr="./images/CC-BY.png" id="18" name="Picture"/>
                     <pic:cNvPicPr>
                       <a:picLocks noChangeArrowheads="1" noChangeAspect="1"/>
                     </pic:cNvPicPr>
                   </pic:nvPicPr>
                   <pic:blipFill>
-                    <a:blip r:embed="rId27"/>
+                    <a:blip r:embed="rId16"/>
                     <a:stretch>
                       <a:fillRect/>
                     </a:stretch>
@@ -525,7 +525,7 @@
       <w:r>
         <w:t xml:space="preserve"> </w:t>
       </w:r>
-      <w:hyperlink r:id="rId30">
+      <w:hyperlink r:id="rId19">
         <w:r>
           <w:rPr>
             <w:rStyle w:val="Hyperlink"/>
@@ -542,7 +542,7 @@
       <w:r>
         <w:t xml:space="preserve"> </w:t>
       </w:r>
-      <w:hyperlink r:id="rId31">
+      <w:hyperlink r:id="rId20">
         <w:r>
           <w:rPr>
             <w:rStyle w:val="Hyperlink"/>
@@ -556,7 +556,7 @@
       <w:r>
         <w:t xml:space="preserve"> </w:t>
       </w:r>
-      <w:hyperlink r:id="rId32">
+      <w:hyperlink r:id="rId21">
         <w:r>
           <w:rPr>
             <w:rStyle w:val="Hyperlink"/>
@@ -570,7 +570,7 @@
       <w:r>
         <w:t xml:space="preserve"> </w:t>
       </w:r>
-      <w:hyperlink r:id="rId33">
+      <w:hyperlink r:id="rId22">
         <w:r>
           <w:rPr>
             <w:rStyle w:val="Hyperlink"/>
@@ -585,9 +585,9 @@
         <w:t xml:space="preserve">und Brave.</w:t>
       </w:r>
     </w:p>
-    <w:bookmarkEnd w:id="34"/>
-    <w:bookmarkEnd w:id="35"/>
-    <w:bookmarkStart w:id="136" w:name="section"/>
+    <w:bookmarkEnd w:id="23"/>
+    <w:bookmarkEnd w:id="24"/>
+    <w:bookmarkStart w:id="125" w:name="section"/>
     <w:p>
       <w:pPr>
         <w:pStyle w:val="Heading1"/>
@@ -602,7 +602,7 @@
         <w:tab/>
       </w:r>
     </w:p>
-    <w:bookmarkStart w:id="43" w:name="lebenszyklus-eines-leitfadens"/>
+    <w:bookmarkStart w:id="32" w:name="lebenszyklus-eines-leitfadens"/>
     <w:p>
       <w:pPr>
         <w:pStyle w:val="Heading2"/>
@@ -630,7 +630,7 @@
       <w:r>
         <w:t xml:space="preserve"> </w:t>
       </w:r>
-      <w:hyperlink r:id="rId36">
+      <w:hyperlink r:id="rId25">
         <w:r>
           <w:rPr>
             <w:rStyle w:val="Hyperlink"/>
@@ -822,7 +822,7 @@
       <w:r>
         <w:t xml:space="preserve"> </w:t>
       </w:r>
-      <w:hyperlink r:id="rId37">
+      <w:hyperlink r:id="rId26">
         <w:r>
           <w:rPr>
             <w:rStyle w:val="Hyperlink"/>
@@ -836,7 +836,7 @@
       <w:r>
         <w:t xml:space="preserve"> </w:t>
       </w:r>
-      <w:hyperlink r:id="rId38">
+      <w:hyperlink r:id="rId27">
         <w:r>
           <w:rPr>
             <w:rStyle w:val="Hyperlink"/>
@@ -875,7 +875,7 @@
       <w:r>
         <w:t xml:space="preserve"> </w:t>
       </w:r>
-      <w:hyperlink r:id="rId39">
+      <w:hyperlink r:id="rId28">
         <w:r>
           <w:rPr>
             <w:rStyle w:val="Hyperlink"/>
@@ -892,7 +892,7 @@
       <w:r>
         <w:t xml:space="preserve"> </w:t>
       </w:r>
-      <w:hyperlink r:id="rId40">
+      <w:hyperlink r:id="rId29">
         <w:r>
           <w:rPr>
             <w:rStyle w:val="Hyperlink"/>
@@ -952,7 +952,7 @@
       <w:r>
         <w:t xml:space="preserve"> </w:t>
       </w:r>
-      <w:hyperlink r:id="rId41">
+      <w:hyperlink r:id="rId30">
         <w:r>
           <w:rPr>
             <w:rStyle w:val="Hyperlink"/>
@@ -978,7 +978,7 @@
       <w:r>
         <w:t xml:space="preserve"> </w:t>
       </w:r>
-      <w:hyperlink r:id="rId42">
+      <w:hyperlink r:id="rId31">
         <w:r>
           <w:rPr>
             <w:rStyle w:val="Hyperlink"/>
@@ -990,8 +990,8 @@
         <w:t xml:space="preserve">.</w:t>
       </w:r>
     </w:p>
-    <w:bookmarkEnd w:id="43"/>
-    <w:bookmarkStart w:id="46" w:name="inhaltsverzeichnis-und-struktur"/>
+    <w:bookmarkEnd w:id="32"/>
+    <w:bookmarkStart w:id="35" w:name="inhaltsverzeichnis-und-struktur"/>
     <w:p>
       <w:pPr>
         <w:pStyle w:val="Heading2"/>
@@ -1016,7 +1016,7 @@
       <w:r>
         <w:t xml:space="preserve">Zur einfachen Orientierung für die Lernenden haben alle lernOS Leitfäden die gleiche Grundstruktur (</w:t>
       </w:r>
-      <w:hyperlink r:id="rId44">
+      <w:hyperlink r:id="rId33">
         <w:r>
           <w:rPr>
             <w:rStyle w:val="Hyperlink"/>
@@ -1192,7 +1192,7 @@
       <w:r>
         <w:t xml:space="preserve"> </w:t>
       </w:r>
-      <w:hyperlink r:id="rId45">
+      <w:hyperlink r:id="rId34">
         <w:r>
           <w:rPr>
             <w:rStyle w:val="Hyperlink"/>
@@ -1255,8 +1255,8 @@
         <w:t xml:space="preserve">, oft auch ein Kapitel mit Danksagungen (z.B. um Beitragende zu nennen).</w:t>
       </w:r>
     </w:p>
-    <w:bookmarkEnd w:id="46"/>
-    <w:bookmarkStart w:id="60" w:name="inhalt-und-schreibstil"/>
+    <w:bookmarkEnd w:id="35"/>
+    <w:bookmarkStart w:id="49" w:name="inhalt-und-schreibstil"/>
     <w:p>
       <w:pPr>
         <w:pStyle w:val="Heading2"/>
@@ -1274,7 +1274,7 @@
         <w:t xml:space="preserve">Inhalt und Schreibstil</w:t>
       </w:r>
     </w:p>
-    <w:bookmarkStart w:id="50" w:name="schreibstil"/>
+    <w:bookmarkStart w:id="39" w:name="schreibstil"/>
     <w:p>
       <w:pPr>
         <w:pStyle w:val="Heading3"/>
@@ -1302,7 +1302,7 @@
       <w:r>
         <w:t xml:space="preserve"> </w:t>
       </w:r>
-      <w:hyperlink r:id="rId47">
+      <w:hyperlink r:id="rId36">
         <w:r>
           <w:rPr>
             <w:rStyle w:val="Hyperlink"/>
@@ -1319,7 +1319,7 @@
       <w:r>
         <w:t xml:space="preserve"> </w:t>
       </w:r>
-      <w:hyperlink r:id="rId48">
+      <w:hyperlink r:id="rId37">
         <w:r>
           <w:rPr>
             <w:rStyle w:val="Hyperlink"/>
@@ -1336,7 +1336,7 @@
       <w:r>
         <w:t xml:space="preserve"> </w:t>
       </w:r>
-      <w:hyperlink r:id="rId49">
+      <w:hyperlink r:id="rId38">
         <w:r>
           <w:rPr>
             <w:rStyle w:val="Hyperlink"/>
@@ -1371,8 +1371,8 @@
         <w:t xml:space="preserve">verwendet, um zu aktivieren.</w:t>
       </w:r>
     </w:p>
-    <w:bookmarkEnd w:id="50"/>
-    <w:bookmarkStart w:id="55" w:name="bilder"/>
+    <w:bookmarkEnd w:id="39"/>
+    <w:bookmarkStart w:id="44" w:name="bilder"/>
     <w:p>
       <w:pPr>
         <w:pStyle w:val="Heading3"/>
@@ -1400,7 +1400,7 @@
       <w:r>
         <w:t xml:space="preserve"> </w:t>
       </w:r>
-      <w:hyperlink r:id="rId51">
+      <w:hyperlink r:id="rId40">
         <w:r>
           <w:rPr>
             <w:rStyle w:val="Hyperlink"/>
@@ -1417,7 +1417,7 @@
       <w:r>
         <w:t xml:space="preserve"> </w:t>
       </w:r>
-      <w:hyperlink r:id="rId52">
+      <w:hyperlink r:id="rId41">
         <w:r>
           <w:rPr>
             <w:rStyle w:val="Hyperlink"/>
@@ -1431,7 +1431,7 @@
       <w:r>
         <w:t xml:space="preserve"> </w:t>
       </w:r>
-      <w:hyperlink r:id="rId53">
+      <w:hyperlink r:id="rId42">
         <w:r>
           <w:rPr>
             <w:rStyle w:val="Hyperlink"/>
@@ -1448,7 +1448,7 @@
       <w:r>
         <w:t xml:space="preserve"> </w:t>
       </w:r>
-      <w:hyperlink r:id="rId54">
+      <w:hyperlink r:id="rId43">
         <w:r>
           <w:rPr>
             <w:rStyle w:val="Hyperlink"/>
@@ -1460,8 +1460,8 @@
         <w:t xml:space="preserve">.</w:t>
       </w:r>
     </w:p>
-    <w:bookmarkEnd w:id="55"/>
-    <w:bookmarkStart w:id="56" w:name="audio-und-video"/>
+    <w:bookmarkEnd w:id="44"/>
+    <w:bookmarkStart w:id="45" w:name="audio-und-video"/>
     <w:p>
       <w:pPr>
         <w:pStyle w:val="Heading3"/>
@@ -1487,8 +1487,8 @@
         <w:t xml:space="preserve">Da die Produktionskette auch Textdokumente erzeugt, können in lernOS Leitfäden keine Audio- und Video-Inhalte eingebettet werden. Um trotzdem auf Audio- und Videoinhalte zu verweisen, können diese einfach im Text verlinkt werden.</w:t>
       </w:r>
     </w:p>
-    <w:bookmarkEnd w:id="56"/>
-    <w:bookmarkStart w:id="59" w:name="mehrsprachigkeit"/>
+    <w:bookmarkEnd w:id="45"/>
+    <w:bookmarkStart w:id="48" w:name="mehrsprachigkeit"/>
     <w:p>
       <w:pPr>
         <w:pStyle w:val="Heading3"/>
@@ -1522,7 +1522,7 @@
           <w:numId w:val="1007"/>
         </w:numPr>
       </w:pPr>
-      <w:hyperlink r:id="rId57">
+      <w:hyperlink r:id="rId46">
         <w:r>
           <w:rPr>
             <w:rStyle w:val="Hyperlink"/>
@@ -1545,7 +1545,7 @@
           <w:numId w:val="1007"/>
         </w:numPr>
       </w:pPr>
-      <w:hyperlink r:id="rId58">
+      <w:hyperlink r:id="rId47">
         <w:r>
           <w:rPr>
             <w:rStyle w:val="Hyperlink"/>
@@ -1560,9 +1560,9 @@
         <w:t xml:space="preserve">- Online-Übersetzungsdienst als Teil von Office 365 (Überprüfen/Übersetzen/Dokument übersetzen)</w:t>
       </w:r>
     </w:p>
-    <w:bookmarkEnd w:id="59"/>
-    <w:bookmarkEnd w:id="60"/>
-    <w:bookmarkStart w:id="70" w:name="markdown-syntax"/>
+    <w:bookmarkEnd w:id="48"/>
+    <w:bookmarkEnd w:id="49"/>
+    <w:bookmarkStart w:id="59" w:name="markdown-syntax"/>
     <w:p>
       <w:pPr>
         <w:pStyle w:val="Heading2"/>
@@ -1590,7 +1590,7 @@
       <w:r>
         <w:t xml:space="preserve"> </w:t>
       </w:r>
-      <w:hyperlink r:id="rId61">
+      <w:hyperlink r:id="rId50">
         <w:r>
           <w:rPr>
             <w:rStyle w:val="Hyperlink"/>
@@ -1607,7 +1607,7 @@
       <w:r>
         <w:t xml:space="preserve"> </w:t>
       </w:r>
-      <w:hyperlink r:id="rId62">
+      <w:hyperlink r:id="rId51">
         <w:r>
           <w:rPr>
             <w:rStyle w:val="Hyperlink"/>
@@ -1624,7 +1624,7 @@
       <w:r>
         <w:t xml:space="preserve"> </w:t>
       </w:r>
-      <w:hyperlink r:id="rId63">
+      <w:hyperlink r:id="rId52">
         <w:r>
           <w:rPr>
             <w:rStyle w:val="Hyperlink"/>
@@ -1659,7 +1659,7 @@
       <w:r>
         <w:t xml:space="preserve"> </w:t>
       </w:r>
-      <w:hyperlink r:id="rId64">
+      <w:hyperlink r:id="rId53">
         <w:r>
           <w:rPr>
             <w:rStyle w:val="Hyperlink"/>
@@ -1673,7 +1673,7 @@
       <w:r>
         <w:t xml:space="preserve"> </w:t>
       </w:r>
-      <w:hyperlink r:id="rId65">
+      <w:hyperlink r:id="rId54">
         <w:r>
           <w:rPr>
             <w:rStyle w:val="Hyperlink"/>
@@ -1951,7 +1951,7 @@
       <w:r>
         <w:t xml:space="preserve"> </w:t>
       </w:r>
-      <w:hyperlink r:id="rId66">
+      <w:hyperlink r:id="rId55">
         <w:r>
           <w:rPr>
             <w:rStyle w:val="Hyperlink"/>
@@ -2017,18 +2017,18 @@
           <wp:inline>
             <wp:extent cx="5334000" cy="3692769"/>
             <wp:effectExtent b="0" l="0" r="0" t="0"/>
-            <wp:docPr descr="" title="" id="68" name="Picture"/>
+            <wp:docPr descr="" title="" id="57" name="Picture"/>
             <a:graphic>
               <a:graphicData uri="http://schemas.openxmlformats.org/drawingml/2006/picture">
                 <pic:pic>
                   <pic:nvPicPr>
-                    <pic:cNvPr descr="https://raw.githubusercontent.com/cogneon/lernos/master/de/src/images/lernOS-Quick-Start-Guide-de-v03.png" id="69" name="Picture"/>
+                    <pic:cNvPr descr="https://raw.githubusercontent.com/cogneon/lernos/master/de/src/images/lernOS-Quick-Start-Guide-de-v03.png" id="58" name="Picture"/>
                     <pic:cNvPicPr>
                       <a:picLocks noChangeArrowheads="1" noChangeAspect="1"/>
                     </pic:cNvPicPr>
                   </pic:nvPicPr>
                   <pic:blipFill>
-                    <a:blip r:embed="rId67"/>
+                    <a:blip r:embed="rId56"/>
                     <a:stretch>
                       <a:fillRect/>
                     </a:stretch>
@@ -2286,8 +2286,8 @@
         </w:pict>
       </w:r>
     </w:p>
-    <w:bookmarkEnd w:id="70"/>
-    <w:bookmarkStart w:id="85" w:name="leitfaden-produktionskette"/>
+    <w:bookmarkEnd w:id="59"/>
+    <w:bookmarkStart w:id="74" w:name="leitfaden-produktionskette"/>
     <w:p>
       <w:pPr>
         <w:pStyle w:val="Heading2"/>
@@ -2315,7 +2315,7 @@
       <w:r>
         <w:t xml:space="preserve"> </w:t>
       </w:r>
-      <w:hyperlink r:id="rId71">
+      <w:hyperlink r:id="rId60">
         <w:r>
           <w:rPr>
             <w:rStyle w:val="Hyperlink"/>
@@ -2332,7 +2332,7 @@
       <w:r>
         <w:t xml:space="preserve"> </w:t>
       </w:r>
-      <w:hyperlink r:id="rId72">
+      <w:hyperlink r:id="rId61">
         <w:r>
           <w:rPr>
             <w:rStyle w:val="Hyperlink"/>
@@ -2357,7 +2357,7 @@
       <w:r>
         <w:t xml:space="preserve"> </w:t>
       </w:r>
-      <w:hyperlink r:id="rId73">
+      <w:hyperlink r:id="rId62">
         <w:r>
           <w:rPr>
             <w:rStyle w:val="Hyperlink"/>
@@ -2500,7 +2500,7 @@
         <w:t xml:space="preserve">    L --&gt;M[ebook-cover.jpg]</w:t>
       </w:r>
     </w:p>
-    <w:bookmarkStart w:id="75" w:name="lernos-leitfaden-verzeichnisstruktur"/>
+    <w:bookmarkStart w:id="64" w:name="lernos-leitfaden-verzeichnisstruktur"/>
     <w:p>
       <w:pPr>
         <w:pStyle w:val="Heading3"/>
@@ -2791,7 +2791,7 @@
       <w:r>
         <w:t xml:space="preserve"> </w:t>
       </w:r>
-      <w:hyperlink r:id="rId74">
+      <w:hyperlink r:id="rId63">
         <w:r>
           <w:rPr>
             <w:rStyle w:val="Hyperlink"/>
@@ -2824,8 +2824,8 @@
         <w:t xml:space="preserve">Im src-Verzeichnis kann der Leitfaden auch auf 1-2 Unterkapitelebene in einzelne Markdown-Dateien geteilt werden. Jede einzelne Markdown-Datei wird in der Webversion eine einzelne Seite (gut für thematische Kommentierung). Das ist z.B. auch sinnvoll, wenn mehrere Personen gleichzeitig an den Inhalten arbeiten oder die Inhalte in der Webversion auf Kapitelebene kommentierbar sein sollen.</w:t>
       </w:r>
     </w:p>
-    <w:bookmarkEnd w:id="75"/>
-    <w:bookmarkStart w:id="79" w:name="lernos-produktionskette-on-premisis"/>
+    <w:bookmarkEnd w:id="64"/>
+    <w:bookmarkStart w:id="68" w:name="lernos-produktionskette-on-premisis"/>
     <w:p>
       <w:pPr>
         <w:pStyle w:val="Heading3"/>
@@ -2853,7 +2853,7 @@
       <w:r>
         <w:t xml:space="preserve"> </w:t>
       </w:r>
-      <w:hyperlink r:id="rId76">
+      <w:hyperlink r:id="rId65">
         <w:r>
           <w:rPr>
             <w:rStyle w:val="Hyperlink"/>
@@ -2883,7 +2883,7 @@
       <w:r>
         <w:t xml:space="preserve">(</w:t>
       </w:r>
-      <w:hyperlink r:id="rId77">
+      <w:hyperlink r:id="rId66">
         <w:r>
           <w:rPr>
             <w:rStyle w:val="Hyperlink"/>
@@ -2910,7 +2910,7 @@
       <w:r>
         <w:t xml:space="preserve">(</w:t>
       </w:r>
-      <w:hyperlink r:id="rId78">
+      <w:hyperlink r:id="rId67">
         <w:r>
           <w:rPr>
             <w:rStyle w:val="Hyperlink"/>
@@ -3319,8 +3319,8 @@
         <w:t xml:space="preserve"># pandoc metadata.yaml --from markdown -s --resource-path="./src" -t revealjs -V theme=night -s ./slides/index.md -o ../docs/de-slides/index.html</w:t>
       </w:r>
     </w:p>
-    <w:bookmarkEnd w:id="79"/>
-    <w:bookmarkStart w:id="82" w:name="lernos-produktionskette-cloud"/>
+    <w:bookmarkEnd w:id="68"/>
+    <w:bookmarkStart w:id="71" w:name="lernos-produktionskette-cloud"/>
     <w:p>
       <w:pPr>
         <w:pStyle w:val="Heading3"/>
@@ -3348,7 +3348,7 @@
       <w:r>
         <w:t xml:space="preserve"> </w:t>
       </w:r>
-      <w:hyperlink r:id="rId80">
+      <w:hyperlink r:id="rId69">
         <w:r>
           <w:rPr>
             <w:rStyle w:val="Hyperlink"/>
@@ -3413,7 +3413,7 @@
       <w:r>
         <w:t xml:space="preserve"> </w:t>
       </w:r>
-      <w:hyperlink r:id="rId81">
+      <w:hyperlink r:id="rId70">
         <w:r>
           <w:rPr>
             <w:rStyle w:val="Hyperlink"/>
@@ -3428,8 +3428,8 @@
         <w:t xml:space="preserve">(pandoc/core und pandoc/extra) und installiert mkdocs-material, um die einzelnen Artefakte zu erzeugen.</w:t>
       </w:r>
     </w:p>
-    <w:bookmarkEnd w:id="82"/>
-    <w:bookmarkStart w:id="84" w:name="X9f6236887e2ba61b130d81011bd861b2ea1bcac"/>
+    <w:bookmarkEnd w:id="71"/>
+    <w:bookmarkStart w:id="73" w:name="X9f6236887e2ba61b130d81011bd861b2ea1bcac"/>
     <w:p>
       <w:pPr>
         <w:pStyle w:val="Heading3"/>
@@ -3501,7 +3501,7 @@
       <w:r>
         <w:t xml:space="preserve"> </w:t>
       </w:r>
-      <w:hyperlink r:id="rId83">
+      <w:hyperlink r:id="rId72">
         <w:r>
           <w:rPr>
             <w:rStyle w:val="Hyperlink"/>
@@ -3601,9 +3601,9 @@
         <w:t xml:space="preserve">alle Optionen und Parameter von pandoc in eine Defaults-Datei auslagern, damit sie nicht in make.sh und make.bat parallel gepflegt werden müssen (-d options.yaml statt metadata.yaml)</w:t>
       </w:r>
     </w:p>
-    <w:bookmarkEnd w:id="84"/>
-    <w:bookmarkEnd w:id="85"/>
-    <w:bookmarkStart w:id="130" w:name="toolset-für-die-produktionskette"/>
+    <w:bookmarkEnd w:id="73"/>
+    <w:bookmarkEnd w:id="74"/>
+    <w:bookmarkStart w:id="119" w:name="toolset-für-die-produktionskette"/>
     <w:p>
       <w:pPr>
         <w:pStyle w:val="Heading2"/>
@@ -3652,7 +3652,7 @@
       <w:r>
         <w:t xml:space="preserve"> </w:t>
       </w:r>
-      <w:hyperlink r:id="rId71">
+      <w:hyperlink r:id="rId60">
         <w:r>
           <w:rPr>
             <w:rStyle w:val="Hyperlink"/>
@@ -3669,7 +3669,7 @@
       <w:r>
         <w:t xml:space="preserve"> </w:t>
       </w:r>
-      <w:hyperlink r:id="rId86">
+      <w:hyperlink r:id="rId75">
         <w:r>
           <w:rPr>
             <w:rStyle w:val="Hyperlink"/>
@@ -3683,7 +3683,7 @@
       <w:r>
         <w:t xml:space="preserve"> </w:t>
       </w:r>
-      <w:hyperlink r:id="rId87">
+      <w:hyperlink r:id="rId76">
         <w:r>
           <w:rPr>
             <w:rStyle w:val="Hyperlink"/>
@@ -3700,7 +3700,7 @@
       <w:r>
         <w:t xml:space="preserve"> </w:t>
       </w:r>
-      <w:hyperlink r:id="rId88">
+      <w:hyperlink r:id="rId77">
         <w:r>
           <w:rPr>
             <w:rStyle w:val="Hyperlink"/>
@@ -3735,7 +3735,7 @@
       <w:r>
         <w:t xml:space="preserve"> </w:t>
       </w:r>
-      <w:hyperlink r:id="rId89">
+      <w:hyperlink r:id="rId78">
         <w:r>
           <w:rPr>
             <w:rStyle w:val="Hyperlink"/>
@@ -3773,7 +3773,7 @@
       <w:r>
         <w:t xml:space="preserve"> </w:t>
       </w:r>
-      <w:hyperlink r:id="rId90">
+      <w:hyperlink r:id="rId79">
         <w:r>
           <w:rPr>
             <w:rStyle w:val="Hyperlink"/>
@@ -3811,7 +3811,7 @@
       <w:r>
         <w:t xml:space="preserve"> </w:t>
       </w:r>
-      <w:hyperlink r:id="rId91">
+      <w:hyperlink r:id="rId80">
         <w:r>
           <w:rPr>
             <w:rStyle w:val="Hyperlink"/>
@@ -3828,7 +3828,7 @@
       <w:r>
         <w:t xml:space="preserve"> </w:t>
       </w:r>
-      <w:hyperlink r:id="rId92">
+      <w:hyperlink r:id="rId81">
         <w:r>
           <w:rPr>
             <w:rStyle w:val="Hyperlink"/>
@@ -3882,7 +3882,7 @@
       <w:r>
         <w:t xml:space="preserve"> </w:t>
       </w:r>
-      <w:hyperlink r:id="rId93">
+      <w:hyperlink r:id="rId82">
         <w:r>
           <w:rPr>
             <w:rStyle w:val="Hyperlink"/>
@@ -3899,7 +3899,7 @@
       <w:r>
         <w:t xml:space="preserve"> </w:t>
       </w:r>
-      <w:hyperlink r:id="rId94">
+      <w:hyperlink r:id="rId83">
         <w:r>
           <w:rPr>
             <w:rStyle w:val="Hyperlink"/>
@@ -3937,7 +3937,7 @@
       <w:r>
         <w:t xml:space="preserve"> </w:t>
       </w:r>
-      <w:hyperlink r:id="rId95">
+      <w:hyperlink r:id="rId84">
         <w:r>
           <w:rPr>
             <w:rStyle w:val="Hyperlink"/>
@@ -3975,7 +3975,7 @@
       <w:r>
         <w:t xml:space="preserve"> </w:t>
       </w:r>
-      <w:hyperlink r:id="rId96">
+      <w:hyperlink r:id="rId85">
         <w:r>
           <w:rPr>
             <w:rStyle w:val="Hyperlink"/>
@@ -3990,7 +3990,7 @@
         <w:t xml:space="preserve">eingesetzt.</w:t>
       </w:r>
     </w:p>
-    <w:bookmarkStart w:id="102" w:name="typora"/>
+    <w:bookmarkStart w:id="91" w:name="typora"/>
     <w:p>
       <w:pPr>
         <w:pStyle w:val="Heading3"/>
@@ -4012,7 +4012,7 @@
       <w:pPr>
         <w:pStyle w:val="FirstParagraph"/>
       </w:pPr>
-      <w:hyperlink r:id="rId97">
+      <w:hyperlink r:id="rId86">
         <w:r>
           <w:rPr>
             <w:rStyle w:val="Hyperlink"/>
@@ -4029,7 +4029,7 @@
       <w:r>
         <w:t xml:space="preserve"> </w:t>
       </w:r>
-      <w:hyperlink r:id="rId98">
+      <w:hyperlink r:id="rId87">
         <w:r>
           <w:rPr>
             <w:rStyle w:val="Hyperlink"/>
@@ -4068,18 +4068,18 @@
           <wp:inline>
             <wp:extent cx="5334000" cy="2658665"/>
             <wp:effectExtent b="0" l="0" r="0" t="0"/>
-            <wp:docPr descr="Typora Screenshot" title="" id="100" name="Picture"/>
+            <wp:docPr descr="Typora Screenshot" title="" id="89" name="Picture"/>
             <a:graphic>
               <a:graphicData uri="http://schemas.openxmlformats.org/drawingml/2006/picture">
                 <pic:pic>
                   <pic:nvPicPr>
-                    <pic:cNvPr descr="./images/typora-screenshot.png" id="101" name="Picture"/>
+                    <pic:cNvPr descr="./images/typora-screenshot.png" id="90" name="Picture"/>
                     <pic:cNvPicPr>
                       <a:picLocks noChangeArrowheads="1" noChangeAspect="1"/>
                     </pic:cNvPicPr>
                   </pic:nvPicPr>
                   <pic:blipFill>
-                    <a:blip r:embed="rId99"/>
+                    <a:blip r:embed="rId88"/>
                     <a:stretch>
                       <a:fillRect/>
                     </a:stretch>
@@ -4114,8 +4114,8 @@
         <w:t xml:space="preserve">Typora Screenshot</w:t>
       </w:r>
     </w:p>
-    <w:bookmarkEnd w:id="102"/>
-    <w:bookmarkStart w:id="104" w:name="pandoc"/>
+    <w:bookmarkEnd w:id="91"/>
+    <w:bookmarkStart w:id="93" w:name="pandoc"/>
     <w:p>
       <w:pPr>
         <w:pStyle w:val="Heading3"/>
@@ -4137,7 +4137,7 @@
       <w:pPr>
         <w:pStyle w:val="FirstParagraph"/>
       </w:pPr>
-      <w:hyperlink r:id="rId90">
+      <w:hyperlink r:id="rId79">
         <w:r>
           <w:rPr>
             <w:rStyle w:val="Hyperlink"/>
@@ -4181,7 +4181,7 @@
       <w:r>
         <w:t xml:space="preserve"> </w:t>
       </w:r>
-      <w:hyperlink r:id="rId103">
+      <w:hyperlink r:id="rId92">
         <w:r>
           <w:rPr>
             <w:rStyle w:val="Hyperlink"/>
@@ -4304,8 +4304,8 @@
         <w:t xml:space="preserve">-o: Ausgabe-Datei (z.B. Word, PDF)</w:t>
       </w:r>
     </w:p>
-    <w:bookmarkEnd w:id="104"/>
-    <w:bookmarkStart w:id="108" w:name="github-desktop"/>
+    <w:bookmarkEnd w:id="93"/>
+    <w:bookmarkStart w:id="97" w:name="github-desktop"/>
     <w:p>
       <w:pPr>
         <w:pStyle w:val="Heading3"/>
@@ -4327,7 +4327,7 @@
       <w:pPr>
         <w:pStyle w:val="FirstParagraph"/>
       </w:pPr>
-      <w:hyperlink r:id="rId89">
+      <w:hyperlink r:id="rId78">
         <w:r>
           <w:rPr>
             <w:rStyle w:val="Hyperlink"/>
@@ -4344,7 +4344,7 @@
       <w:r>
         <w:t xml:space="preserve"> </w:t>
       </w:r>
-      <w:hyperlink r:id="rId72">
+      <w:hyperlink r:id="rId61">
         <w:r>
           <w:rPr>
             <w:rStyle w:val="Hyperlink"/>
@@ -4368,18 +4368,18 @@
           <wp:inline>
             <wp:extent cx="5334000" cy="3333749"/>
             <wp:effectExtent b="0" l="0" r="0" t="0"/>
-            <wp:docPr descr="Github Desktop Screenshot" title="" id="106" name="Picture"/>
+            <wp:docPr descr="Github Desktop Screenshot" title="" id="95" name="Picture"/>
             <a:graphic>
               <a:graphicData uri="http://schemas.openxmlformats.org/drawingml/2006/picture">
                 <pic:pic>
                   <pic:nvPicPr>
-                    <pic:cNvPr descr="./images/github-desktop-screenshot.png" id="107" name="Picture"/>
+                    <pic:cNvPr descr="./images/github-desktop-screenshot.png" id="96" name="Picture"/>
                     <pic:cNvPicPr>
                       <a:picLocks noChangeArrowheads="1" noChangeAspect="1"/>
                     </pic:cNvPicPr>
                   </pic:nvPicPr>
                   <pic:blipFill>
-                    <a:blip r:embed="rId105"/>
+                    <a:blip r:embed="rId94"/>
                     <a:stretch>
                       <a:fillRect/>
                     </a:stretch>
@@ -4414,8 +4414,8 @@
         <w:t xml:space="preserve">Github Desktop Screenshot</w:t>
       </w:r>
     </w:p>
-    <w:bookmarkEnd w:id="108"/>
-    <w:bookmarkStart w:id="111" w:name="latex-co."/>
+    <w:bookmarkEnd w:id="97"/>
+    <w:bookmarkStart w:id="100" w:name="latex-co."/>
     <w:p>
       <w:pPr>
         <w:pStyle w:val="Heading3"/>
@@ -4437,7 +4437,7 @@
       <w:pPr>
         <w:pStyle w:val="FirstParagraph"/>
       </w:pPr>
-      <w:hyperlink r:id="rId109">
+      <w:hyperlink r:id="rId98">
         <w:r>
           <w:rPr>
             <w:rStyle w:val="Hyperlink"/>
@@ -4454,7 +4454,7 @@
       <w:r>
         <w:t xml:space="preserve"> </w:t>
       </w:r>
-      <w:hyperlink r:id="rId91">
+      <w:hyperlink r:id="rId80">
         <w:r>
           <w:rPr>
             <w:rStyle w:val="Hyperlink"/>
@@ -4489,7 +4489,7 @@
       <w:r>
         <w:t xml:space="preserve"> </w:t>
       </w:r>
-      <w:hyperlink r:id="rId110">
+      <w:hyperlink r:id="rId99">
         <w:r>
           <w:rPr>
             <w:rStyle w:val="Hyperlink"/>
@@ -4520,8 +4520,8 @@
         <w:t xml:space="preserve">angepasst. Für den Einsatz dieser Vorlage werden bei erstmaligen Verwendung weitere LaTeX-Erweiterungen installiert.</w:t>
       </w:r>
     </w:p>
-    <w:bookmarkEnd w:id="111"/>
-    <w:bookmarkStart w:id="117" w:name="mkdocs-material-for-mkdocs"/>
+    <w:bookmarkEnd w:id="100"/>
+    <w:bookmarkStart w:id="106" w:name="mkdocs-material-for-mkdocs"/>
     <w:p>
       <w:pPr>
         <w:pStyle w:val="Heading3"/>
@@ -4543,7 +4543,7 @@
       <w:pPr>
         <w:pStyle w:val="FirstParagraph"/>
       </w:pPr>
-      <w:hyperlink r:id="rId112">
+      <w:hyperlink r:id="rId101">
         <w:r>
           <w:rPr>
             <w:rStyle w:val="Hyperlink"/>
@@ -4560,7 +4560,7 @@
       <w:r>
         <w:t xml:space="preserve"> </w:t>
       </w:r>
-      <w:hyperlink r:id="rId113">
+      <w:hyperlink r:id="rId102">
         <w:r>
           <w:rPr>
             <w:rStyle w:val="Hyperlink"/>
@@ -4584,18 +4584,18 @@
           <wp:inline>
             <wp:extent cx="5334000" cy="2521148"/>
             <wp:effectExtent b="0" l="0" r="0" t="0"/>
-            <wp:docPr descr="lernOS Leitfaden Web-Version" title="" id="115" name="Picture"/>
+            <wp:docPr descr="lernOS Leitfaden Web-Version" title="" id="104" name="Picture"/>
             <a:graphic>
               <a:graphicData uri="http://schemas.openxmlformats.org/drawingml/2006/picture">
                 <pic:pic>
                   <pic:nvPicPr>
-                    <pic:cNvPr descr="./images/lernos-web-version-screenshot.png" id="116" name="Picture"/>
+                    <pic:cNvPr descr="./images/lernos-web-version-screenshot.png" id="105" name="Picture"/>
                     <pic:cNvPicPr>
                       <a:picLocks noChangeArrowheads="1" noChangeAspect="1"/>
                     </pic:cNvPicPr>
                   </pic:nvPicPr>
                   <pic:blipFill>
-                    <a:blip r:embed="rId114"/>
+                    <a:blip r:embed="rId103"/>
                     <a:stretch>
                       <a:fillRect/>
                     </a:stretch>
@@ -4630,8 +4630,8 @@
         <w:t xml:space="preserve">lernOS Leitfaden Web-Version</w:t>
       </w:r>
     </w:p>
-    <w:bookmarkEnd w:id="117"/>
-    <w:bookmarkStart w:id="122" w:name="disqus"/>
+    <w:bookmarkEnd w:id="106"/>
+    <w:bookmarkStart w:id="111" w:name="disqus"/>
     <w:p>
       <w:pPr>
         <w:pStyle w:val="Heading3"/>
@@ -4659,7 +4659,7 @@
       <w:r>
         <w:t xml:space="preserve"> </w:t>
       </w:r>
-      <w:hyperlink r:id="rId118">
+      <w:hyperlink r:id="rId107">
         <w:r>
           <w:rPr>
             <w:rStyle w:val="Hyperlink"/>
@@ -4683,18 +4683,18 @@
           <wp:inline>
             <wp:extent cx="5334000" cy="3362259"/>
             <wp:effectExtent b="0" l="0" r="0" t="0"/>
-            <wp:docPr descr="Kommentare mit Disqus Screenshot" title="" id="120" name="Picture"/>
+            <wp:docPr descr="Kommentare mit Disqus Screenshot" title="" id="109" name="Picture"/>
             <a:graphic>
               <a:graphicData uri="http://schemas.openxmlformats.org/drawingml/2006/picture">
                 <pic:pic>
                   <pic:nvPicPr>
-                    <pic:cNvPr descr="./images/disqus-screenshot.png" id="121" name="Picture"/>
+                    <pic:cNvPr descr="./images/disqus-screenshot.png" id="110" name="Picture"/>
                     <pic:cNvPicPr>
                       <a:picLocks noChangeArrowheads="1" noChangeAspect="1"/>
                     </pic:cNvPicPr>
                   </pic:nvPicPr>
                   <pic:blipFill>
-                    <a:blip r:embed="rId119"/>
+                    <a:blip r:embed="rId108"/>
                     <a:stretch>
                       <a:fillRect/>
                     </a:stretch>
@@ -4729,8 +4729,8 @@
         <w:t xml:space="preserve">Kommentare mit Disqus Screenshot</w:t>
       </w:r>
     </w:p>
-    <w:bookmarkEnd w:id="122"/>
-    <w:bookmarkStart w:id="129" w:name="calibre"/>
+    <w:bookmarkEnd w:id="111"/>
+    <w:bookmarkStart w:id="118" w:name="calibre"/>
     <w:p>
       <w:pPr>
         <w:pStyle w:val="Heading3"/>
@@ -4752,7 +4752,7 @@
       <w:pPr>
         <w:pStyle w:val="FirstParagraph"/>
       </w:pPr>
-      <w:hyperlink r:id="rId96">
+      <w:hyperlink r:id="rId85">
         <w:r>
           <w:rPr>
             <w:rStyle w:val="Hyperlink"/>
@@ -4769,7 +4769,7 @@
       <w:r>
         <w:t xml:space="preserve"> </w:t>
       </w:r>
-      <w:hyperlink r:id="rId123">
+      <w:hyperlink r:id="rId112">
         <w:r>
           <w:rPr>
             <w:rStyle w:val="Hyperlink"/>
@@ -4786,7 +4786,7 @@
       <w:r>
         <w:t xml:space="preserve"> </w:t>
       </w:r>
-      <w:hyperlink r:id="rId124">
+      <w:hyperlink r:id="rId113">
         <w:r>
           <w:rPr>
             <w:rStyle w:val="Hyperlink"/>
@@ -4803,7 +4803,7 @@
       <w:r>
         <w:t xml:space="preserve"> </w:t>
       </w:r>
-      <w:hyperlink r:id="rId125">
+      <w:hyperlink r:id="rId114">
         <w:r>
           <w:rPr>
             <w:rStyle w:val="Hyperlink"/>
@@ -4827,18 +4827,18 @@
           <wp:inline>
             <wp:extent cx="5334000" cy="3823580"/>
             <wp:effectExtent b="0" l="0" r="0" t="0"/>
-            <wp:docPr descr="Calibre Screenshot" title="" id="127" name="Picture"/>
+            <wp:docPr descr="Calibre Screenshot" title="" id="116" name="Picture"/>
             <a:graphic>
               <a:graphicData uri="http://schemas.openxmlformats.org/drawingml/2006/picture">
                 <pic:pic>
                   <pic:nvPicPr>
-                    <pic:cNvPr descr="./images/calibre-screenshot.png" id="128" name="Picture"/>
+                    <pic:cNvPr descr="./images/calibre-screenshot.png" id="117" name="Picture"/>
                     <pic:cNvPicPr>
                       <a:picLocks noChangeArrowheads="1" noChangeAspect="1"/>
                     </pic:cNvPicPr>
                   </pic:nvPicPr>
                   <pic:blipFill>
-                    <a:blip r:embed="rId126"/>
+                    <a:blip r:embed="rId115"/>
                     <a:stretch>
                       <a:fillRect/>
                     </a:stretch>
@@ -4873,9 +4873,9 @@
         <w:t xml:space="preserve">Calibre Screenshot</w:t>
       </w:r>
     </w:p>
-    <w:bookmarkEnd w:id="129"/>
-    <w:bookmarkEnd w:id="130"/>
-    <w:bookmarkStart w:id="135" w:name="github"/>
+    <w:bookmarkEnd w:id="118"/>
+    <w:bookmarkEnd w:id="119"/>
+    <w:bookmarkStart w:id="124" w:name="github"/>
     <w:p>
       <w:pPr>
         <w:pStyle w:val="Heading2"/>
@@ -4897,7 +4897,7 @@
       <w:pPr>
         <w:pStyle w:val="FirstParagraph"/>
       </w:pPr>
-      <w:hyperlink r:id="rId26">
+      <w:hyperlink r:id="rId15">
         <w:r>
           <w:rPr>
             <w:rStyle w:val="Hyperlink"/>
@@ -4939,7 +4939,7 @@
           <w:numId w:val="1015"/>
         </w:numPr>
       </w:pPr>
-      <w:hyperlink r:id="rId131">
+      <w:hyperlink r:id="rId120">
         <w:r>
           <w:rPr>
             <w:rStyle w:val="Hyperlink"/>
@@ -4961,7 +4961,7 @@
           <w:numId w:val="1015"/>
         </w:numPr>
       </w:pPr>
-      <w:hyperlink r:id="rId72">
+      <w:hyperlink r:id="rId61">
         <w:r>
           <w:rPr>
             <w:rStyle w:val="Hyperlink"/>
@@ -4989,7 +4989,7 @@
       <w:r>
         <w:t xml:space="preserve"> </w:t>
       </w:r>
-      <w:hyperlink r:id="rId132">
+      <w:hyperlink r:id="rId121">
         <w:r>
           <w:rPr>
             <w:rStyle w:val="Hyperlink"/>
@@ -5017,7 +5017,7 @@
       <w:r>
         <w:t xml:space="preserve"> </w:t>
       </w:r>
-      <w:hyperlink r:id="rId133">
+      <w:hyperlink r:id="rId122">
         <w:r>
           <w:rPr>
             <w:rStyle w:val="Hyperlink"/>
@@ -5042,7 +5042,7 @@
       <w:r>
         <w:t xml:space="preserve"> </w:t>
       </w:r>
-      <w:hyperlink r:id="rId134">
+      <w:hyperlink r:id="rId123">
         <w:r>
           <w:rPr>
             <w:rStyle w:val="Hyperlink"/>
@@ -5113,9 +5113,9 @@
         <w:t xml:space="preserve">dev1.2 --&gt;v0.2</w:t>
       </w:r>
     </w:p>
-    <w:bookmarkEnd w:id="135"/>
-    <w:bookmarkEnd w:id="136"/>
-    <w:bookmarkStart w:id="140" w:name="lernpfad"/>
+    <w:bookmarkEnd w:id="124"/>
+    <w:bookmarkEnd w:id="125"/>
+    <w:bookmarkStart w:id="129" w:name="lernpfad"/>
     <w:p>
       <w:pPr>
         <w:pStyle w:val="Heading1"/>
@@ -5329,7 +5329,7 @@
       <w:r>
         <w:t xml:space="preserve"> </w:t>
       </w:r>
-      <w:hyperlink r:id="rId137">
+      <w:hyperlink r:id="rId126">
         <w:r>
           <w:rPr>
             <w:rStyle w:val="Hyperlink"/>
@@ -5390,7 +5390,7 @@
       <w:r>
         <w:t xml:space="preserve"> </w:t>
       </w:r>
-      <w:hyperlink r:id="rId134">
+      <w:hyperlink r:id="rId123">
         <w:r>
           <w:rPr>
             <w:rStyle w:val="Hyperlink"/>
@@ -5438,7 +5438,7 @@
       <w:r>
         <w:t xml:space="preserve"> </w:t>
       </w:r>
-      <w:hyperlink r:id="rId138">
+      <w:hyperlink r:id="rId127">
         <w:r>
           <w:rPr>
             <w:rStyle w:val="Hyperlink"/>
@@ -5455,7 +5455,7 @@
       <w:r>
         <w:t xml:space="preserve"> </w:t>
       </w:r>
-      <w:hyperlink r:id="rId139">
+      <w:hyperlink r:id="rId128">
         <w:r>
           <w:rPr>
             <w:rStyle w:val="Hyperlink"/>
@@ -5514,8 +5514,8 @@
         <w:t xml:space="preserve">Die Version 0.2 wird auf GitHub in Form eines weiteren Release veröffentlicht und auf geeigneten Kanälen an die Zielgruppe kommuniziert. Idealerweise probieren einige Learning Circle den Leitfaden im nächsten Sprint aus, geben Feedback auf Basis dessen dann eine Version 1.0 veröffentlicht werden kann.</w:t>
       </w:r>
     </w:p>
-    <w:bookmarkEnd w:id="140"/>
-    <w:bookmarkStart w:id="144" w:name="anhang"/>
+    <w:bookmarkEnd w:id="129"/>
+    <w:bookmarkStart w:id="133" w:name="anhang"/>
     <w:p>
       <w:pPr>
         <w:pStyle w:val="Heading1"/>
@@ -5533,7 +5533,7 @@
         <w:t xml:space="preserve">Anhang</w:t>
       </w:r>
     </w:p>
-    <w:bookmarkStart w:id="141" w:name="danksagungen"/>
+    <w:bookmarkStart w:id="130" w:name="danksagungen"/>
     <w:p>
       <w:pPr>
         <w:pStyle w:val="Heading2"/>
@@ -5559,8 +5559,8 @@
         <w:t xml:space="preserve">Ein großer Dank an die vielen Projekte und Vorarbeiten, die die Erstellung und Verwaltung von lernOS Leitfäden ermöglichen.</w:t>
       </w:r>
     </w:p>
-    <w:bookmarkEnd w:id="141"/>
-    <w:bookmarkStart w:id="142" w:name="änderungshistorie"/>
+    <w:bookmarkEnd w:id="130"/>
+    <w:bookmarkStart w:id="131" w:name="änderungshistorie"/>
     <w:p>
       <w:pPr>
         <w:pStyle w:val="Heading2"/>
@@ -5776,8 +5776,8 @@
         </w:tc>
       </w:tr>
     </w:tbl>
-    <w:bookmarkEnd w:id="142"/>
-    <w:bookmarkStart w:id="143" w:name="lernos-glossar"/>
+    <w:bookmarkEnd w:id="131"/>
+    <w:bookmarkStart w:id="132" w:name="lernos-glossar"/>
     <w:p>
       <w:pPr>
         <w:pStyle w:val="Heading2"/>
@@ -6795,8 +6795,8 @@
         <w:t xml:space="preserve">Result to be achieved (ISO 9001:2015).</w:t>
       </w:r>
     </w:p>
-    <w:bookmarkEnd w:id="143"/>
-    <w:bookmarkEnd w:id="144"/>
+    <w:bookmarkEnd w:id="132"/>
+    <w:bookmarkEnd w:id="133"/>
     <w:sectPr>
       <w:footnotePr>
         <w:numRestart w:val="eachSect"/>
@@ -7241,10 +7241,10 @@
   <w:docDefaults>
     <w:rPrDefault>
       <w:rPr>
-        <w:rFonts w:asciiTheme="minorHAnsi" w:cstheme="minorBidi" w:eastAsiaTheme="minorHAnsi" w:hAnsiTheme="minorHAnsi"/>
+        <w:rFonts w:asciiTheme="minorHAnsi" w:cstheme="minorBidi" w:eastAsiaTheme="minorEastAsia" w:hAnsiTheme="minorHAnsi"/>
         <w:sz w:val="24"/>
         <w:szCs w:val="24"/>
-        <w:lang w:bidi="ar-SA" w:eastAsia="en-US" w:val="de-DE"/>
+        <w:lang w:bidi="ar-SA" w:eastAsia="zh-CN" w:val="de-DE"/>
       </w:rPr>
     </w:rPrDefault>
     <w:pPrDefault>
@@ -7785,13 +7785,6 @@
       </w:tblCellMar>
     </w:tblPr>
     <w:tblStylePr w:type="firstRow">
-      <w:tblPr>
-        <w:jc w:val="left"/>
-        <w:tblInd w:type="dxa" w:w="0"/>
-      </w:tblPr>
-      <w:trPr>
-        <w:jc w:val="left"/>
-      </w:trPr>
       <w:tcPr>
         <w:tcBorders>
           <w:bottom w:val="single"/>
